--- a/claude/code_docs/CODE_WRITING_GUIDE_EN.docx
+++ b/claude/code_docs/CODE_WRITING_GUIDE_EN.docx
@@ -100,7 +100,7 @@
         <w:rPr>
           <w:rStyle w:val="VerbatimChar"/>
         </w:rPr>
-        <w:t xml:space="preserve">claude_R&lt;n&gt;.m</w:t>
+        <w:t xml:space="preserve">LSTE_solver_R&lt;n&gt;.m</w:t>
       </w:r>
       <w:r>
         <w:t xml:space="preserve"> </w:t>
@@ -112,7 +112,7 @@
         <w:rPr>
           <w:rStyle w:val="VerbatimChar"/>
         </w:rPr>
-        <w:t xml:space="preserve">claude_R1.m</w:t>
+        <w:t xml:space="preserve">LSTE_solver_R1.m</w:t>
       </w:r>
       <w:r>
         <w:t xml:space="preserve"> </w:t>
@@ -127,7 +127,7 @@
         <w:rPr>
           <w:rStyle w:val="VerbatimChar"/>
         </w:rPr>
-        <w:t xml:space="preserve">claude_R8.m</w:t>
+        <w:t xml:space="preserve">LSTE_solver_R8.m</w:t>
       </w:r>
       <w:r>
         <w:t xml:space="preserve">).</w:t>
@@ -161,7 +161,7 @@
         <w:rPr>
           <w:rStyle w:val="VerbatimChar"/>
         </w:rPr>
-        <w:t xml:space="preserve">claude_R1.m</w:t>
+        <w:t xml:space="preserve">LSTE_solver_R1.m</w:t>
       </w:r>
       <w:r>
         <w:t xml:space="preserve"> </w:t>
@@ -176,7 +176,7 @@
         <w:rPr>
           <w:rStyle w:val="VerbatimChar"/>
         </w:rPr>
-        <w:t xml:space="preserve">claude_R8.m</w:t>
+        <w:t xml:space="preserve">LSTE_solver_R8.m</w:t>
       </w:r>
       <w:r>
         <w:t xml:space="preserve">’s own header</w:t>
@@ -268,7 +268,7 @@
         <w:rPr>
           <w:rStyle w:val="CommentTok"/>
         </w:rPr>
-        <w:t xml:space="preserve">%   claude_R6).</w:t>
+        <w:t xml:space="preserve">%   LSTE_solver_R6).</w:t>
       </w:r>
     </w:p>
     <w:p>
@@ -409,7 +409,7 @@
         <w:rPr>
           <w:rStyle w:val="VerbatimChar"/>
         </w:rPr>
-        <w:t xml:space="preserve">claude_ch123_figs_2016b.m</w:t>
+        <w:t xml:space="preserve">ch123_figs_2016b.m</w:t>
       </w:r>
       <w:r>
         <w:t xml:space="preserve"> </w:t>
@@ -424,7 +424,7 @@
         <w:rPr>
           <w:rStyle w:val="VerbatimChar"/>
         </w:rPr>
-        <w:t xml:space="preserve">claude_ch123_figs.m</w:t>
+        <w:t xml:space="preserve">ch123_figs.m</w:t>
       </w:r>
       <w:r>
         <w:t xml:space="preserve"> </w:t>
@@ -440,7 +440,7 @@
       </w:r>
     </w:p>
     <w:bookmarkEnd w:id="9"/>
-    <w:bookmarkStart w:id="15" w:name="X89245422c34be49484cd67f058353e20f4b7e46"/>
+    <w:bookmarkStart w:id="15" w:name="X509d66b3bf0d2b7032fc19fc95a1936000a0f6f"/>
     <w:p>
       <w:pPr>
         <w:pStyle w:val="Heading2"/>
@@ -452,7 +452,7 @@
         <w:rPr>
           <w:rStyle w:val="VerbatimChar"/>
         </w:rPr>
-        <w:t xml:space="preserve">claude_R8.m</w:t>
+        <w:t xml:space="preserve">LSTE_solver_R8.m</w:t>
       </w:r>
       <w:r>
         <w:t xml:space="preserve">), section by section</w:t>
@@ -2704,7 +2704,7 @@
         <w:rPr>
           <w:rStyle w:val="VerbatimChar"/>
         </w:rPr>
-        <w:t xml:space="preserve">claude_porosity_check_R3_1.m</w:t>
+        <w:t xml:space="preserve">porosity_check_R3_1.m</w:t>
       </w:r>
       <w:r>
         <w:t xml:space="preserve">-style scripts) and what makes the assembly</w:t>
@@ -3079,7 +3079,7 @@
         <w:rPr>
           <w:rStyle w:val="VerbatimChar"/>
         </w:rPr>
-        <w:t xml:space="preserve">claude_R3</w:t>
+        <w:t xml:space="preserve">LSTE_solver_R3</w:t>
       </w:r>
       <w:r>
         <w:t xml:space="preserve">’s</w:t>
@@ -3879,7 +3879,7 @@
         <w:rPr>
           <w:rStyle w:val="VariableTok"/>
         </w:rPr>
-        <w:t xml:space="preserve">claude_R8</w:t>
+        <w:t xml:space="preserve">LSTE_solver_R8</w:t>
       </w:r>
       <w:r>
         <w:rPr>
@@ -3956,7 +3956,7 @@
         <w:rPr>
           <w:rStyle w:val="VerbatimChar"/>
         </w:rPr>
-        <w:t xml:space="preserve">claude_R8.m</w:t>
+        <w:t xml:space="preserve">LSTE_solver_R8.m</w:t>
       </w:r>
       <w:r>
         <w:t xml:space="preserve"> </w:t>
@@ -4058,7 +4058,7 @@
         <w:rPr>
           <w:rStyle w:val="VerbatimChar"/>
         </w:rPr>
-        <w:t xml:space="preserve">claude_R8;</w:t>
+        <w:t xml:space="preserve">LSTE_solver_R8;</w:t>
       </w:r>
       <w:r>
         <w:t xml:space="preserve"> </w:t>
@@ -4115,7 +4115,7 @@
         <w:rPr>
           <w:rStyle w:val="VerbatimChar"/>
         </w:rPr>
-        <w:t xml:space="preserve">run('full/path/to/ claude_R8.m')</w:t>
+        <w:t xml:space="preserve">run('full/path/to/ LSTE_solver_R8.m')</w:t>
       </w:r>
       <w:r>
         <w:t xml:space="preserve"> </w:t>
@@ -4480,7 +4480,7 @@
         <w:rPr>
           <w:rStyle w:val="VariableTok"/>
         </w:rPr>
-        <w:t xml:space="preserve">claude_R2</w:t>
+        <w:t xml:space="preserve">LSTE_solver_R2</w:t>
       </w:r>
       <w:r>
         <w:rPr>
@@ -4744,7 +4744,7 @@
         <w:rPr>
           <w:rStyle w:val="VerbatimChar"/>
         </w:rPr>
-        <w:t xml:space="preserve">claude_R1.m</w:t>
+        <w:t xml:space="preserve">LSTE_solver_R1.m</w:t>
       </w:r>
       <w:r>
         <w:t xml:space="preserve">’s header documents</w:t>
@@ -6341,7 +6341,7 @@
         <w:rPr>
           <w:rStyle w:val="VerbatimChar"/>
         </w:rPr>
-        <w:t xml:space="preserve">claude_ch123_figs.m</w:t>
+        <w:t xml:space="preserve">ch123_figs.m</w:t>
       </w:r>
       <w:r>
         <w:t xml:space="preserve">’s flowchart/taxonomy figures — and per-cell</w:t>
@@ -6771,7 +6771,7 @@
         <w:rPr>
           <w:rStyle w:val="VerbatimChar"/>
         </w:rPr>
-        <w:t xml:space="preserve">claude_chapter_stats_ch4.m</w:t>
+        <w:t xml:space="preserve">chapter_stats_ch4.m</w:t>
       </w:r>
       <w:r>
         <w:t xml:space="preserve"> </w:t>
@@ -7090,7 +7090,7 @@
         <w:rPr>
           <w:rStyle w:val="VerbatimChar"/>
         </w:rPr>
-        <w:t xml:space="preserve">claude_R8.m</w:t>
+        <w:t xml:space="preserve">LSTE_solver_R8.m</w:t>
       </w:r>
       <w:r>
         <w:t xml:space="preserve"> </w:t>
@@ -7226,7 +7226,7 @@
         <w:rPr>
           <w:rStyle w:val="VerbatimChar"/>
         </w:rPr>
-        <w:t xml:space="preserve">claude_R8.m</w:t>
+        <w:t xml:space="preserve">LSTE_solver_R8.m</w:t>
       </w:r>
       <w:r>
         <w:t xml:space="preserve"> </w:t>
@@ -7286,7 +7286,7 @@
         <w:rPr>
           <w:rStyle w:val="VerbatimChar"/>
         </w:rPr>
-        <w:t xml:space="preserve">claude_R8.m</w:t>
+        <w:t xml:space="preserve">LSTE_solver_R8.m</w:t>
       </w:r>
       <w:r>
         <w:t xml:space="preserve"> </w:t>
@@ -7335,7 +7335,7 @@
         <w:rPr>
           <w:rStyle w:val="VerbatimChar"/>
         </w:rPr>
-        <w:t xml:space="preserve">claude_R8.m</w:t>
+        <w:t xml:space="preserve">LSTE_solver_R8.m</w:t>
       </w:r>
       <w:r>
         <w:t xml:space="preserve">.</w:t>
